--- a/flow/20230927_hours/drafts/2024-01-g/15.01.docx
+++ b/flow/20230927_hours/drafts/2024-01-g/15.01.docx
@@ -4984,79 +4984,7 @@
           <w:sz w:val="24"/>
           <w:highlight w:val="white"/>
         </w:rPr>
-        <w:t xml:space="preserve">Як світило </w:t>
-      </w:r>
-      <w:r>
-        <w:rPr>
-          <w:rFonts w:ascii="Times New Roman" w:hAnsi="Times New Roman"/>
-          <w:color w:val="000000"/>
-          <w:sz w:val="24"/>
-          <w:highlight w:val="white"/>
-        </w:rPr>
-        <w:t>незахідне</w:t>
-      </w:r>
-      <w:r>
-        <w:rPr>
-          <w:rFonts w:ascii="Times New Roman" w:hAnsi="Times New Roman"/>
-          <w:color w:val="000000"/>
-          <w:sz w:val="24"/>
-          <w:highlight w:val="white"/>
-        </w:rPr>
-        <w:t xml:space="preserve"> </w:t>
-      </w:r>
-      <w:r>
-        <w:rPr>
-          <w:rFonts w:ascii="Times New Roman" w:hAnsi="Times New Roman"/>
-          <w:color w:val="000000"/>
-          <w:sz w:val="24"/>
-          <w:highlight w:val="white"/>
-        </w:rPr>
-        <w:t>мисленного</w:t>
-      </w:r>
-      <w:r>
-        <w:rPr>
-          <w:rFonts w:ascii="Times New Roman" w:hAnsi="Times New Roman"/>
-          <w:color w:val="000000"/>
-          <w:sz w:val="24"/>
-          <w:highlight w:val="white"/>
-        </w:rPr>
-        <w:t xml:space="preserve"> сонця,* зійшовшись нині восхвалімо у піснях,* возсіяв єси сущим у темряві нерозуміння,* все </w:t>
-      </w:r>
-      <w:r>
-        <w:rPr>
-          <w:rFonts w:ascii="Times New Roman" w:hAnsi="Times New Roman"/>
-          <w:color w:val="000000"/>
-          <w:sz w:val="24"/>
-          <w:highlight w:val="white"/>
-        </w:rPr>
-        <w:t>возводячи</w:t>
-      </w:r>
-      <w:r>
-        <w:rPr>
-          <w:rFonts w:ascii="Times New Roman" w:hAnsi="Times New Roman"/>
-          <w:color w:val="000000"/>
-          <w:sz w:val="24"/>
-          <w:highlight w:val="white"/>
-        </w:rPr>
-        <w:t xml:space="preserve"> до висоти божественної,* ти окрасо, Павле преподобний,* отців і </w:t>
-      </w:r>
-      <w:r>
-        <w:rPr>
-          <w:rFonts w:ascii="Times New Roman" w:hAnsi="Times New Roman"/>
-          <w:color w:val="000000"/>
-          <w:sz w:val="24"/>
-          <w:highlight w:val="white"/>
-        </w:rPr>
-        <w:t>посників</w:t>
-      </w:r>
-      <w:r>
-        <w:rPr>
-          <w:rFonts w:ascii="Times New Roman" w:hAnsi="Times New Roman"/>
-          <w:color w:val="000000"/>
-          <w:sz w:val="24"/>
-          <w:highlight w:val="white"/>
-        </w:rPr>
-        <w:t xml:space="preserve"> осново непорушна.</w:t>
+        <w:t>Як світило незахідне мисленного сонця,* зійшовшись нині восхвалімо у піснях,* возсіяв єси сущим у темряві нерозуміння,* все возводячи до висоти божественної,* ти окрасо, Павле преподобний,* отців і посників осново непорушна.</w:t>
       </w:r>
     </w:p>
     <w:p>
@@ -10781,61 +10709,7 @@
           <w:sz w:val="24"/>
           <w:highlight w:val="white"/>
         </w:rPr>
-        <w:t xml:space="preserve"> Полюбив ти вбогість </w:t>
-      </w:r>
-      <w:r>
-        <w:rPr>
-          <w:rFonts w:ascii="Times New Roman" w:hAnsi="Times New Roman"/>
-          <w:color w:val="000000"/>
-          <w:sz w:val="24"/>
-          <w:highlight w:val="white"/>
-        </w:rPr>
-        <w:t>неокрадну</w:t>
-      </w:r>
-      <w:r>
-        <w:rPr>
-          <w:rFonts w:ascii="Times New Roman" w:hAnsi="Times New Roman"/>
-          <w:color w:val="000000"/>
-          <w:sz w:val="24"/>
-          <w:highlight w:val="white"/>
-        </w:rPr>
-        <w:t xml:space="preserve">,* батьків твоїх багатством </w:t>
-      </w:r>
-      <w:r>
-        <w:rPr>
-          <w:rFonts w:ascii="Times New Roman" w:hAnsi="Times New Roman"/>
-          <w:color w:val="000000"/>
-          <w:sz w:val="24"/>
-          <w:highlight w:val="white"/>
-        </w:rPr>
-        <w:t>погордив</w:t>
-      </w:r>
-      <w:r>
-        <w:rPr>
-          <w:rFonts w:ascii="Times New Roman" w:hAnsi="Times New Roman"/>
-          <w:color w:val="000000"/>
-          <w:sz w:val="24"/>
-          <w:highlight w:val="white"/>
-        </w:rPr>
-        <w:t xml:space="preserve"> ти,* і Євангеліє в руках тримаючи, </w:t>
-      </w:r>
-      <w:r>
-        <w:rPr>
-          <w:rFonts w:ascii="Times New Roman" w:hAnsi="Times New Roman"/>
-          <w:color w:val="000000"/>
-          <w:sz w:val="24"/>
-          <w:highlight w:val="white"/>
-        </w:rPr>
-        <w:t>послідував</w:t>
-      </w:r>
-      <w:r>
-        <w:rPr>
-          <w:rFonts w:ascii="Times New Roman" w:hAnsi="Times New Roman"/>
-          <w:color w:val="000000"/>
-          <w:sz w:val="24"/>
-          <w:highlight w:val="white"/>
-        </w:rPr>
-        <w:t xml:space="preserve"> ти Христові Богу,* Йоане, молячись безперестанно за всіх нас.</w:t>
+        <w:t xml:space="preserve"> Полюбив ти вбогість неокрадну,* батьків твоїх багатством погордив ти,* і Євангеліє в руках тримаючи, послідував ти Христові Богу,* Йоане, молячись безперестанно за всіх нас.</w:t>
       </w:r>
     </w:p>
     <w:p>
